--- a/output/ch02-joseon-yi-sunsin.docx
+++ b/output/ch02-joseon-yi-sunsin.docx
@@ -72,19 +72,32 @@
         <w:rPr>
           <w:rFonts w:ascii="Malgun Gothic" w:hAnsi="Malgun Gothic" w:eastAsia="Malgun Gothic"/>
         </w:rPr>
-        <w:t xml:space="preserve"> — 조선 사료(난중일기·동의보감·조선왕조실록)는 논쟁의 여지 없는 사실(존재·저자·연대)만 배경으로 언급하며, 특정 일자·구절·페이지의 확정 인용은 하지 않는다. 심층 사료 인용이 필요한 경우 </w:t>
+        <w:t xml:space="preserve"> — 조선 사료(난중일기·동의보감·조선왕조실록)는 논쟁의 여지 없는 사실(존재·저자·연대)만 배경으로 언급하며, 특정 일자·구절·페이지의 확정 인용은 하지 않는다. </w:t>
+      </w:r>
+      <w:r>
+        <w:rPr>
+          <w:rFonts w:ascii="Malgun Gothic" w:hAnsi="Malgun Gothic" w:eastAsia="Malgun Gothic"/>
+          <w:b/>
+        </w:rPr>
+        <w:t>historical-verifier 패스 2026-07-17 실행</w:t>
       </w:r>
       <w:r>
         <w:rPr>
           <w:rFonts w:ascii="Malgun Gothic" w:hAnsi="Malgun Gothic" w:eastAsia="Malgun Gothic"/>
         </w:rPr>
-        <w:t>[HISTORICAL-VERIFY-PENDING]</w:t>
+        <w:t xml:space="preserve"> — [H]태그 인용 0건·소설/드라마 오인용 0건 확인, 배경 서지 사실 [확립], 원문 확정 인용은 [미완, 수동 대조]로 이월(리포트: </w:t>
       </w:r>
       <w:r>
         <w:rPr>
           <w:rFonts w:ascii="Malgun Gothic" w:hAnsi="Malgun Gothic" w:eastAsia="Malgun Gothic"/>
         </w:rPr>
-        <w:t>으로 표시하고 historical-verifier 전용 패스에서 확정한다. 소설·드라마 인용 0.</w:t>
+        <w:t>references/historical-verification-2026-07-17.md</w:t>
+      </w:r>
+      <w:r>
+        <w:rPr>
+          <w:rFonts w:ascii="Malgun Gothic" w:hAnsi="Malgun Gothic" w:eastAsia="Malgun Gothic"/>
+        </w:rPr>
+        <w:t>, 부록 A). 소설·드라마 인용 0.</w:t>
       </w:r>
     </w:p>
     <w:p>
